--- a/static/downloads/de/docx/layer-6/learning-log.docx
+++ b/static/downloads/de/docx/layer-6/learning-log.docx
@@ -59,13 +59,13 @@
         <w:t xml:space="preserve">RCOS – Regenerative Community Operating System</w:t>
       </w:r>
     </w:p>
-    <w:bookmarkStart w:id="19" w:name="learning-log"/>
+    <w:bookmarkStart w:id="19" w:name="lernprotokoll"/>
     <w:p>
       <w:pPr>
         <w:pStyle w:val="Heading1"/>
       </w:pPr>
       <w:r>
-        <w:t xml:space="preserve">Learning Log</w:t>
+        <w:t xml:space="preserve">Lernprotokoll</w:t>
       </w:r>
     </w:p>
     <w:p>
@@ -145,18 +145,6 @@
       </w:hyperlink>
     </w:p>
     <w:p>
-      <w:pPr>
-        <w:pStyle w:val="BlockText"/>
-      </w:pPr>
-      <w:r>
-        <w:rPr>
-          <w:i/>
-          <w:iCs/>
-        </w:rPr>
-        <w:t xml:space="preserve">Dieser Inhalt ist noch nicht ins Deutsche übersetzt – die englische Quelle wird angezeigt.</w:t>
-      </w:r>
-    </w:p>
-    <w:p>
       <w:r>
         <w:pict>
           <v:rect style="width:0;height:1.5pt" o:hralign="center" o:hrstd="t" o:hr="t"/>
@@ -176,13 +164,13 @@
           <w:b/>
           <w:bCs/>
         </w:rPr>
-        <w:t xml:space="preserve">Layer:</w:t>
+        <w:t xml:space="preserve">Schicht:</w:t>
       </w:r>
       <w:r>
         <w:t xml:space="preserve"> </w:t>
       </w:r>
       <w:r>
-        <w:t xml:space="preserve">6 — Evolution &amp; Adaptation</w:t>
+        <w:t xml:space="preserve">6 — Evolution &amp; Anpassung</w:t>
       </w:r>
     </w:p>
     <w:p>
@@ -204,7 +192,7 @@
         <w:t xml:space="preserve"> </w:t>
       </w:r>
       <w:r>
-        <w:t xml:space="preserve">Template — adapt for your community; updated when learnable events occur</w:t>
+        <w:t xml:space="preserve">Vorlage — an deine Gemeinschaft anpassen; wird aktualisiert, wenn lernrelevante Ereignisse eintreten</w:t>
       </w:r>
     </w:p>
     <w:p>
@@ -220,7 +208,7 @@
           <w:b/>
           <w:bCs/>
         </w:rPr>
-        <w:t xml:space="preserve">RCOS reference:</w:t>
+        <w:t xml:space="preserve">RCOS-Referenz:</w:t>
       </w:r>
       <w:r>
         <w:t xml:space="preserve"> </w:t>
@@ -253,7 +241,7 @@
         <w:pStyle w:val="BlockText"/>
       </w:pPr>
       <w:r>
-        <w:t xml:space="preserve">Records major failures, adaptations, reversals, and systemic learnings. Repeated failure patterns must trigger structural review, not individual blame. Entries are prepended (most recent first).</w:t>
+        <w:t xml:space="preserve">Dokumentiert größere Fehler, Anpassungen, Rücknahmen und systemische Erkenntnisse. Wiederkehrende Fehlermuster müssen eine strukturelle Überprüfung auslösen, keine individuelle Schuldzuweisung. Einträge werden vorangestellt (neueste zuerst).</w:t>
       </w:r>
     </w:p>
     <w:p>
@@ -263,13 +251,13 @@
         </w:pict>
       </w:r>
     </w:p>
-    <w:bookmarkStart w:id="17" w:name="what-constitutes-a-learnable-event"/>
+    <w:bookmarkStart w:id="17" w:name="was-ein-lernrelevantes-ereignis-ausmacht"/>
     <w:p>
       <w:pPr>
         <w:pStyle w:val="Heading2"/>
       </w:pPr>
       <w:r>
-        <w:t xml:space="preserve">What Constitutes a Learnable Event</w:t>
+        <w:t xml:space="preserve">Was ein lernrelevantes Ereignis ausmacht</w:t>
       </w:r>
     </w:p>
     <w:p>
@@ -281,7 +269,7 @@
           <w:i/>
           <w:iCs/>
         </w:rPr>
-        <w:t xml:space="preserve">RCOS clauses:</w:t>
+        <w:t xml:space="preserve">RCOS-Klauseln:</w:t>
       </w:r>
       <w:r>
         <w:rPr>
@@ -382,7 +370,7 @@
           <w:b/>
           <w:bCs/>
         </w:rPr>
-        <w:t xml:space="preserve">Begründung — Why define the trigger explicitly</w:t>
+        <w:t xml:space="preserve">Begründung — Warum den Auslöser explizit definieren</w:t>
       </w:r>
     </w:p>
     <w:p>
@@ -390,19 +378,7 @@
         <w:pStyle w:val="BlockText"/>
       </w:pPr>
       <w:r>
-        <w:t xml:space="preserve">If</w:t>
-      </w:r>
-      <w:r>
-        <w:t xml:space="preserve"> </w:t>
-      </w:r>
-      <w:r>
-        <w:t xml:space="preserve">“we should learn from this”</w:t>
-      </w:r>
-      <w:r>
-        <w:t xml:space="preserve"> </w:t>
-      </w:r>
-      <w:r>
-        <w:t xml:space="preserve">is left to individual judgement, the hardest lessons — the ones involving conflict, failure, or embarrassment — are the ones most likely to go unrecorded. Naming the specific events that MUST produce an entry takes the question out of the moment, and makes sure uncomfortable learnings are captured rather than quietly dropped.</w:t>
+        <w:t xml:space="preserve">Wenn „daraus sollten wir lernen“ dem individuellen Ermessen überlassen wird, sind die härtesten Lektionen — jene, die mit Konflikten, Scheitern oder Peinlichkeit verbunden sind — am ehesten diejenigen, die undokumentiert bleiben. Die konkreten Ereignisse zu benennen, die einen Eintrag erzeugen MÜSSEN, nimmt die Frage aus dem Moment heraus und stellt sicher, dass unbequeme Erkenntnisse festgehalten werden, anstatt stillschweigend unter den Tisch zu fallen.</w:t>
       </w:r>
     </w:p>
     <w:p>
@@ -414,7 +390,7 @@
           <w:b/>
           <w:bCs/>
         </w:rPr>
-        <w:t xml:space="preserve">Anleitung — How to fill this in</w:t>
+        <w:t xml:space="preserve">Anleitung — Wie du das ausfüllst</w:t>
       </w:r>
     </w:p>
     <w:p>
@@ -422,7 +398,7 @@
         <w:pStyle w:val="BlockText"/>
       </w:pPr>
       <w:r>
-        <w:t xml:space="preserve">List the specific events that obligate a Learning Log entry. State who owns the log and the synthesis cadence.</w:t>
+        <w:t xml:space="preserve">Liste die konkreten Ereignisse auf, die einen Eintrag im Lernprotokoll verpflichtend machen. Benenne, wer das Protokoll pflegt, und den Rhythmus der Zusammenfassung.</w:t>
       </w:r>
     </w:p>
     <w:p>
@@ -430,7 +406,7 @@
         <w:pStyle w:val="FirstParagraph"/>
       </w:pPr>
       <w:r>
-        <w:t xml:space="preserve">An entry MUST be added when any of the following occur:</w:t>
+        <w:t xml:space="preserve">Ein Eintrag MUSS erstellt werden, wenn eines der folgenden Ereignisse eintritt:</w:t>
       </w:r>
     </w:p>
     <w:p>
@@ -446,7 +422,7 @@
           <w:i/>
           <w:iCs/>
         </w:rPr>
-        <w:t xml:space="preserve">&lt;A governance decision is reversed, rolled back, or found to contradict another adopted rule.&gt;</w:t>
+        <w:t xml:space="preserve">&lt;Eine Governance-Entscheidung wird rückgängig gemacht, zurückgenommen oder steht im Widerspruch zu einer anderen verabschiedeten Regel.&gt;</w:t>
       </w:r>
     </w:p>
     <w:p>
@@ -462,7 +438,7 @@
           <w:i/>
           <w:iCs/>
         </w:rPr>
-        <w:t xml:space="preserve">&lt;An experiment concludes (success, failure, or early termination).&gt;</w:t>
+        <w:t xml:space="preserve">&lt;Ein Experiment wird abgeschlossen (Erfolg, Misserfolg oder vorzeitiger Abbruch).&gt;</w:t>
       </w:r>
     </w:p>
     <w:p>
@@ -473,6 +449,13 @@
           <w:numId w:val="1003"/>
         </w:numPr>
       </w:pPr>
+      <w:r>
+        <w:rPr>
+          <w:i/>
+          <w:iCs/>
+        </w:rPr>
+        <w:t xml:space="preserve">&lt;Ein Konflikt eskaliert bis zur Governance-Stufe der Konfliktlösungsleiter.&gt;</w:t>
+      </w:r>
     </w:p>
     <w:p>
       <w:pPr>
@@ -487,7 +470,7 @@
           <w:i/>
           <w:iCs/>
         </w:rPr>
-        <w:t xml:space="preserve">&lt;A structural or systemic failure is identified that caused harm, confusion, or repeated process breakdown.&gt;</w:t>
+        <w:t xml:space="preserve">&lt;Ein strukturelles oder systemisches Versagen wird identifiziert, das Schaden, Verwirrung oder wiederholten Prozesszusammenbruch verursacht hat.&gt;</w:t>
       </w:r>
     </w:p>
     <w:p>
@@ -498,6 +481,13 @@
           <w:numId w:val="1003"/>
         </w:numPr>
       </w:pPr>
+      <w:r>
+        <w:rPr>
+          <w:i/>
+          <w:iCs/>
+        </w:rPr>
+        <w:t xml:space="preserve">&lt;Eine wesentliche Anpassung der Gemeinschaftsabläufe wird verabschiedet, die die Funktionsweise einer Schicht erheblich verändert.&gt;</w:t>
+      </w:r>
     </w:p>
     <w:p>
       <w:pPr>
@@ -507,6 +497,13 @@
           <w:numId w:val="1003"/>
         </w:numPr>
       </w:pPr>
+      <w:r>
+        <w:rPr>
+          <w:i/>
+          <w:iCs/>
+        </w:rPr>
+        <w:t xml:space="preserve">&lt;Ein Beinahe-Vorfall: eine Situation, die erheblichen Schaden hätte verursachen können, aber rechtzeitig erkannt wurde.&gt;</w:t>
+      </w:r>
     </w:p>
     <w:p>
       <w:pPr>
@@ -516,17 +513,24 @@
           <w:numId w:val="1003"/>
         </w:numPr>
       </w:pPr>
-    </w:p>
-    <w:p>
-      <w:pPr>
-        <w:pStyle w:val="FirstParagraph"/>
-      </w:pPr>
       <w:r>
         <w:rPr>
           <w:i/>
           <w:iCs/>
         </w:rPr>
-        <w:t xml:space="preserve">&lt;Minor operational adjustments, routine decisions, and individual issues fully resolved at the early steps of the Conflict Resolution Ladder do not require a Learning Log entry.&gt;</w:t>
+        <w:t xml:space="preserve">&lt;Jedes Ereignis, das die Gemeinschaft gemeinsam als lernwürdig einstuft.&gt;</w:t>
+      </w:r>
+    </w:p>
+    <w:p>
+      <w:pPr>
+        <w:pStyle w:val="FirstParagraph"/>
+      </w:pPr>
+      <w:r>
+        <w:rPr>
+          <w:i/>
+          <w:iCs/>
+        </w:rPr>
+        <w:t xml:space="preserve">&lt;Kleinere betriebliche Anpassungen, Routineentscheidungen und individuelle Probleme, die in den frühen Stufen der Konfliktlösungsleiter vollständig gelöst werden, erfordern keinen Eintrag im Lernprotokoll.&gt;</w:t>
       </w:r>
     </w:p>
     <w:p>
@@ -538,10 +542,17 @@
           <w:b/>
           <w:bCs/>
         </w:rPr>
-        <w:t xml:space="preserve">Ownership:</w:t>
+        <w:t xml:space="preserve">Verantwortlichkeit:</w:t>
       </w:r>
       <w:r>
         <w:t xml:space="preserve"> </w:t>
+      </w:r>
+      <w:r>
+        <w:rPr>
+          <w:i/>
+          <w:iCs/>
+        </w:rPr>
+        <w:t xml:space="preserve">&lt;Rolle, die dafür verantwortlich ist, dass Einträge erstellt und gepflegt werden.&gt;</w:t>
       </w:r>
     </w:p>
     <w:p>
@@ -553,7 +564,7 @@
           <w:b/>
           <w:bCs/>
         </w:rPr>
-        <w:t xml:space="preserve">Synthesis cadence:</w:t>
+        <w:t xml:space="preserve">Zusammenfassungsrhythmus:</w:t>
       </w:r>
       <w:r>
         <w:t xml:space="preserve"> </w:t>
@@ -563,7 +574,7 @@
           <w:i/>
           <w:iCs/>
         </w:rPr>
-        <w:t xml:space="preserve">&lt;the Learning Log is reviewed at the Reflection &amp; Learning meeting; named role prepares a brief synthesis of entries since the last review, noting recurring patterns.&gt;</w:t>
+        <w:t xml:space="preserve">&lt;Das Lernprotokoll wird beim Reflexions- &amp; Lerntreffen überprüft; die benannte Rolle bereitet eine kurze Zusammenfassung der Einträge seit der letzten Überprüfung vor und weist auf wiederkehrende Muster hin.&gt;</w:t>
       </w:r>
     </w:p>
     <w:p>
@@ -582,7 +593,7 @@
           <w:i/>
           <w:iCs/>
         </w:rPr>
-        <w:t xml:space="preserve">No entries yet. First entry will be added when the first learnable event occurs.</w:t>
+        <w:t xml:space="preserve">Noch keine Einträge. Der erste Eintrag wird hinzugefügt, wenn das erste lernrelevante Ereignis eintritt.</w:t>
       </w:r>
     </w:p>
     <w:p>
@@ -593,13 +604,13 @@
       </w:r>
     </w:p>
     <w:bookmarkEnd w:id="17"/>
-    <w:bookmarkStart w:id="18" w:name="entry-format"/>
+    <w:bookmarkStart w:id="18" w:name="eintragsformat"/>
     <w:p>
       <w:pPr>
         <w:pStyle w:val="Heading2"/>
       </w:pPr>
       <w:r>
-        <w:t xml:space="preserve">Entry Format</w:t>
+        <w:t xml:space="preserve">Eintragsformat</w:t>
       </w:r>
     </w:p>
     <w:p>
@@ -611,7 +622,7 @@
           <w:i/>
           <w:iCs/>
         </w:rPr>
-        <w:t xml:space="preserve">RCOS clauses:</w:t>
+        <w:t xml:space="preserve">RCOS-Klauseln:</w:t>
       </w:r>
       <w:r>
         <w:rPr>
@@ -688,7 +699,7 @@
           <w:b/>
           <w:bCs/>
         </w:rPr>
-        <w:t xml:space="preserve">Begründung — Why a fixed entry template</w:t>
+        <w:t xml:space="preserve">Begründung — Warum eine feste Eintragsvorlage</w:t>
       </w:r>
     </w:p>
     <w:p>
@@ -696,13 +707,7 @@
         <w:pStyle w:val="BlockText"/>
       </w:pPr>
       <w:r>
-        <w:t xml:space="preserve">Free-form reflection is valuable, but it does not aggregate. A consistent schema — trigger, signals, what changed, outcome, follow-up owner — makes it possible to scan years of entries for recurring patterns and to turn isolated incidents into structural evidence. It also forces each entry to name an owner, so learning does not stop at</w:t>
-      </w:r>
-      <w:r>
-        <w:t xml:space="preserve"> </w:t>
-      </w:r>
-      <w:r>
-        <w:t xml:space="preserve">“we noticed.”</w:t>
+        <w:t xml:space="preserve">Freie Reflexion ist wertvoll, lässt sich aber nicht aggregieren. Ein einheitliches Schema — Auslöser, Signale, was sich geändert hat, Ergebnis, Verantwortliche*r für die Nachverfolgung — ermöglicht es, Einträge über Jahre hinweg nach wiederkehrenden Mustern zu durchsuchen und einzelne Vorfälle in strukturelle Erkenntnisse umzuwandeln. Es zwingt außerdem jeden Eintrag, eine verantwortliche Person zu benennen, damit Lernen nicht bei „wir haben es bemerkt“ endet.</w:t>
       </w:r>
     </w:p>
     <w:p>
@@ -714,7 +719,7 @@
           <w:b/>
           <w:bCs/>
         </w:rPr>
-        <w:t xml:space="preserve">Anleitung — How to fill this in</w:t>
+        <w:t xml:space="preserve">Anleitung — Wie du das ausfüllst</w:t>
       </w:r>
     </w:p>
     <w:p>
@@ -722,7 +727,7 @@
         <w:pStyle w:val="BlockText"/>
       </w:pPr>
       <w:r>
-        <w:t xml:space="preserve">Use the template below for every entry. Each field forces a different lens on the event; do not skip the follow-up owner.</w:t>
+        <w:t xml:space="preserve">Verwende die unten stehende Vorlage für jeden Eintrag. Jedes Feld erzwingt einen anderen Blickwinkel auf das Ereignis; überspringe nicht die verantwortliche Person für die Nachverfolgung.</w:t>
       </w:r>
     </w:p>
     <w:p>
@@ -733,7 +738,7 @@
         <w:rPr>
           <w:rStyle w:val="FunctionTok"/>
         </w:rPr>
-        <w:t xml:space="preserve">## &lt;YYYY-MM-DD&gt; — &lt;Short title&gt;</w:t>
+        <w:t xml:space="preserve">## &lt;JJJJ-MM-TT&gt; — &lt;Kurztitel&gt;</w:t>
       </w:r>
       <w:r>
         <w:br/>
@@ -751,7 +756,7 @@
         <w:rPr>
           <w:rStyle w:val="NormalTok"/>
         </w:rPr>
-        <w:t xml:space="preserve">**Trigger:** </w:t>
+        <w:t xml:space="preserve">**Auslöser:** </w:t>
       </w:r>
       <w:r>
         <w:rPr>
@@ -763,13 +768,25 @@
         <w:rPr>
           <w:rStyle w:val="KeywordTok"/>
         </w:rPr>
-        <w:t xml:space="preserve">What</w:t>
+        <w:t xml:space="preserve">Was</w:t>
       </w:r>
       <w:r>
         <w:rPr>
           <w:rStyle w:val="OtherTok"/>
         </w:rPr>
-        <w:t xml:space="preserve"> happened that prompted this entry</w:t>
+        <w:t xml:space="preserve"> ist passiert</w:t>
+      </w:r>
+      <w:r>
+        <w:rPr>
+          <w:rStyle w:val="ErrorTok"/>
+        </w:rPr>
+        <w:t xml:space="preserve">,</w:t>
+      </w:r>
+      <w:r>
+        <w:rPr>
+          <w:rStyle w:val="OtherTok"/>
+        </w:rPr>
+        <w:t xml:space="preserve"> das diesen Eintrag veranlasst hat</w:t>
       </w:r>
       <w:r>
         <w:rPr>
@@ -790,7 +807,7 @@
         <w:rPr>
           <w:rStyle w:val="NormalTok"/>
         </w:rPr>
-        <w:t xml:space="preserve">**Layers/artifacts implicated:** </w:t>
+        <w:t xml:space="preserve">**Betroffene Schichten/Artefakte:** </w:t>
       </w:r>
       <w:r>
         <w:rPr>
@@ -802,13 +819,13 @@
         <w:rPr>
           <w:rStyle w:val="KeywordTok"/>
         </w:rPr>
-        <w:t xml:space="preserve">e.g.</w:t>
+        <w:t xml:space="preserve">z.</w:t>
       </w:r>
       <w:r>
         <w:rPr>
           <w:rStyle w:val="OtherTok"/>
         </w:rPr>
-        <w:t xml:space="preserve"> Layer </w:t>
+        <w:t xml:space="preserve"> B. Schicht </w:t>
       </w:r>
       <w:r>
         <w:rPr>
@@ -832,7 +849,7 @@
         <w:rPr>
           <w:rStyle w:val="OtherTok"/>
         </w:rPr>
-        <w:t xml:space="preserve"> Governance Protocol</w:t>
+        <w:t xml:space="preserve"> Governance-Protokoll</w:t>
       </w:r>
       <w:r>
         <w:rPr>
@@ -853,7 +870,7 @@
         <w:rPr>
           <w:rStyle w:val="NormalTok"/>
         </w:rPr>
-        <w:t xml:space="preserve">**What occurred:** </w:t>
+        <w:t xml:space="preserve">**Was geschehen ist:** </w:t>
       </w:r>
       <w:r>
         <w:rPr>
@@ -865,13 +882,13 @@
         <w:rPr>
           <w:rStyle w:val="KeywordTok"/>
         </w:rPr>
-        <w:t xml:space="preserve">Short</w:t>
+        <w:t xml:space="preserve">Kurze</w:t>
       </w:r>
       <w:r>
         <w:rPr>
           <w:rStyle w:val="OtherTok"/>
         </w:rPr>
-        <w:t xml:space="preserve"> narrative</w:t>
+        <w:t xml:space="preserve"> Beschreibung</w:t>
       </w:r>
       <w:r>
         <w:rPr>
@@ -892,7 +909,7 @@
         <w:rPr>
           <w:rStyle w:val="NormalTok"/>
         </w:rPr>
-        <w:t xml:space="preserve">**Signals that triggered action:** </w:t>
+        <w:t xml:space="preserve">**Signale, die zum Handeln geführt haben:** </w:t>
       </w:r>
       <w:r>
         <w:rPr>
@@ -904,13 +921,13 @@
         <w:rPr>
           <w:rStyle w:val="KeywordTok"/>
         </w:rPr>
-        <w:t xml:space="preserve">What</w:t>
+        <w:t xml:space="preserve">Woran</w:t>
       </w:r>
       <w:r>
         <w:rPr>
           <w:rStyle w:val="OtherTok"/>
         </w:rPr>
-        <w:t xml:space="preserve"> made this visible as a problem</w:t>
+        <w:t xml:space="preserve"> das Problem sichtbar wurde</w:t>
       </w:r>
       <w:r>
         <w:rPr>
@@ -931,7 +948,7 @@
         <w:rPr>
           <w:rStyle w:val="NormalTok"/>
         </w:rPr>
-        <w:t xml:space="preserve">**What changed or was tried:** &lt;Decision, experiment, or rule change&gt;</w:t>
+        <w:t xml:space="preserve">**Was geändert oder versucht wurde:** &lt;Entscheidung, Experiment oder Regeländerung&gt;</w:t>
       </w:r>
       <w:r>
         <w:br/>
@@ -946,7 +963,7 @@
         <w:rPr>
           <w:rStyle w:val="NormalTok"/>
         </w:rPr>
-        <w:t xml:space="preserve">**Outcome:** </w:t>
+        <w:t xml:space="preserve">**Ergebnis:** </w:t>
       </w:r>
       <w:r>
         <w:rPr>
@@ -958,25 +975,37 @@
         <w:rPr>
           <w:rStyle w:val="KeywordTok"/>
         </w:rPr>
-        <w:t xml:space="preserve">Result</w:t>
+        <w:t xml:space="preserve">Resultat</w:t>
       </w:r>
       <w:r>
         <w:rPr>
           <w:rStyle w:val="OtherTok"/>
         </w:rPr>
-        <w:t xml:space="preserve"> after review</w:t>
+        <w:t xml:space="preserve"> nach </w:t>
       </w:r>
       <w:r>
         <w:rPr>
           <w:rStyle w:val="ErrorTok"/>
         </w:rPr>
+        <w:t xml:space="preserve">Ü</w:t>
+      </w:r>
+      <w:r>
+        <w:rPr>
+          <w:rStyle w:val="OtherTok"/>
+        </w:rPr>
+        <w:t xml:space="preserve">berprüfung</w:t>
+      </w:r>
+      <w:r>
+        <w:rPr>
+          <w:rStyle w:val="ErrorTok"/>
+        </w:rPr>
         <w:t xml:space="preserve">,</w:t>
       </w:r>
       <w:r>
         <w:rPr>
           <w:rStyle w:val="OtherTok"/>
         </w:rPr>
-        <w:t xml:space="preserve"> if known</w:t>
+        <w:t xml:space="preserve"> falls bekannt</w:t>
       </w:r>
       <w:r>
         <w:rPr>
@@ -997,7 +1026,7 @@
         <w:rPr>
           <w:rStyle w:val="NormalTok"/>
         </w:rPr>
-        <w:t xml:space="preserve">**Follow-up owner and due date:** </w:t>
+        <w:t xml:space="preserve">**Verantwortliche*r für Nachverfolgung und Frist:** </w:t>
       </w:r>
       <w:r>
         <w:rPr>
@@ -1027,7 +1056,7 @@
         <w:rPr>
           <w:rStyle w:val="OtherTok"/>
         </w:rPr>
-        <w:t xml:space="preserve"> role and date</w:t>
+        <w:t xml:space="preserve"> Rolle und Datum</w:t>
       </w:r>
       <w:r>
         <w:rPr>
@@ -1039,19 +1068,19 @@
         <w:rPr>
           <w:rStyle w:val="OtherTok"/>
         </w:rPr>
-        <w:t xml:space="preserve"> or </w:t>
+        <w:t xml:space="preserve"> oder </w:t>
       </w:r>
       <w:r>
         <w:rPr>
           <w:rStyle w:val="ErrorTok"/>
         </w:rPr>
-        <w:t xml:space="preserve">"</w:t>
+        <w:t xml:space="preserve">„</w:t>
       </w:r>
       <w:r>
         <w:rPr>
           <w:rStyle w:val="OtherTok"/>
         </w:rPr>
-        <w:t xml:space="preserve">none</w:t>
+        <w:t xml:space="preserve">keine</w:t>
       </w:r>
       <w:r>
         <w:rPr>

--- a/static/downloads/de/docx/layer-6/learning-log.docx
+++ b/static/downloads/de/docx/layer-6/learning-log.docx
@@ -87,7 +87,7 @@
         <w:t xml:space="preserve"> </w:t>
       </w:r>
       <w:r>
-        <w:t xml:space="preserve">2026-04-28</w:t>
+        <w:t xml:space="preserve">2026-04-29</w:t>
       </w:r>
     </w:p>
     <w:p>

--- a/static/downloads/de/docx/layer-6/learning-log.docx
+++ b/static/downloads/de/docx/layer-6/learning-log.docx
@@ -87,7 +87,7 @@
         <w:t xml:space="preserve"> </w:t>
       </w:r>
       <w:r>
-        <w:t xml:space="preserve">2026-06-26</w:t>
+        <w:t xml:space="preserve">2026-07-07</w:t>
       </w:r>
     </w:p>
     <w:p>
@@ -238,10 +238,10 @@
     </w:p>
     <w:p>
       <w:pPr>
-        <w:pStyle w:val="BlockText"/>
-      </w:pPr>
-      <w:r>
-        <w:t xml:space="preserve">Dokumentiert größere Fehler, Anpassungen, Rücknahmen und systemische Erkenntnisse. Wiederkehrende Fehlermuster müssen eine strukturelle Überprüfung auslösen, keine individuelle Schuldzuweisung. Einträge werden vorangestellt (neueste zuerst).</w:t>
+        <w:pStyle w:val="FirstParagraph"/>
+      </w:pPr>
+      <w:r>
+        <w:t xml:space="preserve">&gt; Dokumentiert größere Fehler, Anpassungen, Rücknahmen und systemische Erkenntnisse. Wiederkehrende Fehlermuster müssen eine strukturelle Überprüfung auslösen, keine individuelle Schuldzuweisung. Einträge werden vorangestellt (neueste zuerst).</w:t>
       </w:r>
     </w:p>
     <w:p>
@@ -363,8 +363,14 @@
     </w:p>
     <w:p>
       <w:pPr>
-        <w:pStyle w:val="BlockText"/>
-      </w:pPr>
+        <w:pStyle w:val="BodyText"/>
+      </w:pPr>
+      <w:r>
+        <w:t xml:space="preserve">&gt;</w:t>
+      </w:r>
+      <w:r>
+        <w:t xml:space="preserve"> </w:t>
+      </w:r>
       <w:r>
         <w:rPr>
           <w:b/>
@@ -372,19 +378,29 @@
         </w:rPr>
         <w:t xml:space="preserve">Begründung — Warum den Auslöser explizit definieren</w:t>
       </w:r>
-    </w:p>
-    <w:p>
-      <w:pPr>
-        <w:pStyle w:val="BlockText"/>
-      </w:pPr>
-      <w:r>
-        <w:t xml:space="preserve">Wenn „daraus sollten wir lernen“ dem individuellen Ermessen überlassen wird, sind die härtesten Lektionen — jene, die mit Konflikten, Scheitern oder Peinlichkeit verbunden sind — am ehesten diejenigen, die undokumentiert bleiben. Die konkreten Ereignisse zu benennen, die einen Eintrag erzeugen MÜSSEN, nimmt die Frage aus dem Moment heraus und stellt sicher, dass unbequeme Erkenntnisse festgehalten werden, anstatt stillschweigend unter den Tisch zu fallen.</w:t>
-      </w:r>
-    </w:p>
-    <w:p>
-      <w:pPr>
-        <w:pStyle w:val="BlockText"/>
-      </w:pPr>
+      <w:r>
+        <w:t xml:space="preserve"> </w:t>
+      </w:r>
+      <w:r>
+        <w:t xml:space="preserve">&gt;</w:t>
+      </w:r>
+      <w:r>
+        <w:t xml:space="preserve"> </w:t>
+      </w:r>
+      <w:r>
+        <w:t xml:space="preserve">&gt; Wenn „daraus sollten wir lernen“ dem individuellen Ermessen überlassen wird, sind die härtesten Lektionen — jene, die mit Konflikten, Scheitern oder Peinlichkeit verbunden sind — am ehesten diejenigen, die undokumentiert bleiben. Die konkreten Ereignisse zu benennen, die einen Eintrag erzeugen MÜSSEN, nimmt die Frage aus dem Moment heraus und stellt sicher, dass unbequeme Erkenntnisse festgehalten werden, anstatt stillschweigend unter den Tisch zu fallen.</w:t>
+      </w:r>
+    </w:p>
+    <w:p>
+      <w:pPr>
+        <w:pStyle w:val="BodyText"/>
+      </w:pPr>
+      <w:r>
+        <w:t xml:space="preserve">&gt;</w:t>
+      </w:r>
+      <w:r>
+        <w:t xml:space="preserve"> </w:t>
+      </w:r>
       <w:r>
         <w:rPr>
           <w:b/>
@@ -392,18 +408,22 @@
         </w:rPr>
         <w:t xml:space="preserve">Anleitung — Wie du das ausfüllst</w:t>
       </w:r>
-    </w:p>
-    <w:p>
-      <w:pPr>
-        <w:pStyle w:val="BlockText"/>
-      </w:pPr>
-      <w:r>
-        <w:t xml:space="preserve">Liste die konkreten Ereignisse auf, die einen Eintrag im Lernprotokoll verpflichtend machen. Benenne, wer das Protokoll pflegt, und den Rhythmus der Zusammenfassung.</w:t>
-      </w:r>
-    </w:p>
-    <w:p>
-      <w:pPr>
-        <w:pStyle w:val="FirstParagraph"/>
+      <w:r>
+        <w:t xml:space="preserve"> </w:t>
+      </w:r>
+      <w:r>
+        <w:t xml:space="preserve">&gt;</w:t>
+      </w:r>
+      <w:r>
+        <w:t xml:space="preserve"> </w:t>
+      </w:r>
+      <w:r>
+        <w:t xml:space="preserve">&gt; Liste die konkreten Ereignisse auf, die einen Eintrag im Lernprotokoll verpflichtend machen. Benenne, wer das Protokoll pflegt, und den Rhythmus der Zusammenfassung.</w:t>
+      </w:r>
+    </w:p>
+    <w:p>
+      <w:pPr>
+        <w:pStyle w:val="BodyText"/>
       </w:pPr>
       <w:r>
         <w:t xml:space="preserve">Ein Eintrag MUSS erstellt werden, wenn eines der folgenden Ereignisse eintritt:</w:t>
@@ -692,8 +712,14 @@
     </w:p>
     <w:p>
       <w:pPr>
-        <w:pStyle w:val="BlockText"/>
-      </w:pPr>
+        <w:pStyle w:val="BodyText"/>
+      </w:pPr>
+      <w:r>
+        <w:t xml:space="preserve">&gt;</w:t>
+      </w:r>
+      <w:r>
+        <w:t xml:space="preserve"> </w:t>
+      </w:r>
       <w:r>
         <w:rPr>
           <w:b/>
@@ -701,19 +727,29 @@
         </w:rPr>
         <w:t xml:space="preserve">Begründung — Warum eine feste Eintragsvorlage</w:t>
       </w:r>
-    </w:p>
-    <w:p>
-      <w:pPr>
-        <w:pStyle w:val="BlockText"/>
-      </w:pPr>
-      <w:r>
-        <w:t xml:space="preserve">Freie Reflexion ist wertvoll, lässt sich aber nicht aggregieren. Ein einheitliches Schema — Auslöser, Signale, was sich geändert hat, Ergebnis, Verantwortliche*r für die Nachverfolgung — ermöglicht es, Einträge über Jahre hinweg nach wiederkehrenden Mustern zu durchsuchen und einzelne Vorfälle in strukturelle Erkenntnisse umzuwandeln. Es zwingt außerdem jeden Eintrag, eine verantwortliche Person zu benennen, damit Lernen nicht bei „wir haben es bemerkt“ endet.</w:t>
-      </w:r>
-    </w:p>
-    <w:p>
-      <w:pPr>
-        <w:pStyle w:val="BlockText"/>
-      </w:pPr>
+      <w:r>
+        <w:t xml:space="preserve"> </w:t>
+      </w:r>
+      <w:r>
+        <w:t xml:space="preserve">&gt;</w:t>
+      </w:r>
+      <w:r>
+        <w:t xml:space="preserve"> </w:t>
+      </w:r>
+      <w:r>
+        <w:t xml:space="preserve">&gt; Freie Reflexion ist wertvoll, lässt sich aber nicht aggregieren. Ein einheitliches Schema — Auslöser, Signale, was sich geändert hat, Ergebnis, Verantwortliche*r für die Nachverfolgung — ermöglicht es, Einträge über Jahre hinweg nach wiederkehrenden Mustern zu durchsuchen und einzelne Vorfälle in strukturelle Erkenntnisse umzuwandeln. Es zwingt außerdem jeden Eintrag, eine verantwortliche Person zu benennen, damit Lernen nicht bei „wir haben es bemerkt“ endet.</w:t>
+      </w:r>
+    </w:p>
+    <w:p>
+      <w:pPr>
+        <w:pStyle w:val="BodyText"/>
+      </w:pPr>
+      <w:r>
+        <w:t xml:space="preserve">&gt;</w:t>
+      </w:r>
+      <w:r>
+        <w:t xml:space="preserve"> </w:t>
+      </w:r>
       <w:r>
         <w:rPr>
           <w:b/>
@@ -721,13 +757,17 @@
         </w:rPr>
         <w:t xml:space="preserve">Anleitung — Wie du das ausfüllst</w:t>
       </w:r>
-    </w:p>
-    <w:p>
-      <w:pPr>
-        <w:pStyle w:val="BlockText"/>
-      </w:pPr>
-      <w:r>
-        <w:t xml:space="preserve">Verwende die unten stehende Vorlage für jeden Eintrag. Jedes Feld erzwingt einen anderen Blickwinkel auf das Ereignis; überspringe nicht die verantwortliche Person für die Nachverfolgung.</w:t>
+      <w:r>
+        <w:t xml:space="preserve"> </w:t>
+      </w:r>
+      <w:r>
+        <w:t xml:space="preserve">&gt;</w:t>
+      </w:r>
+      <w:r>
+        <w:t xml:space="preserve"> </w:t>
+      </w:r>
+      <w:r>
+        <w:t xml:space="preserve">&gt; Verwende die unten stehende Vorlage für jeden Eintrag. Jedes Feld erzwingt einen anderen Blickwinkel auf das Ereignis; überspringe nicht die verantwortliche Person für die Nachverfolgung.</w:t>
       </w:r>
     </w:p>
     <w:p>

--- a/static/downloads/de/docx/layer-6/learning-log.docx
+++ b/static/downloads/de/docx/layer-6/learning-log.docx
@@ -87,7 +87,7 @@
         <w:t xml:space="preserve"> </w:t>
       </w:r>
       <w:r>
-        <w:t xml:space="preserve">2026-07-07</w:t>
+        <w:t xml:space="preserve">2026-08-31</w:t>
       </w:r>
     </w:p>
     <w:p>
